--- a/docs/ERD.docx
+++ b/docs/ERD.docx
@@ -7187,29 +7187,44 @@
             <w:r/>
             <w:r>
               <w:rPr>
-                <w:rFonts w:ascii="D2Coding" w:hAnsi="D2Coding" w:eastAsia="D2Coding" w:cs="Consolas"/>
-                <w:b w:val="0"/>
-                <w:color w:val="1B4FD8"/>
-                <w:sz w:val="17"/>
-              </w:rPr>
-              <w:t>OSM</w:t>
-            </w:r>
-            <w:r>
-              <w:rPr>
-                <w:rFonts w:ascii="맑은 고딕" w:hAnsi="맑은 고딕" w:eastAsia="맑은 고딕"/>
-                <w:b w:val="0"/>
-                <w:sz w:val="18"/>
-              </w:rPr>
-              <w:t xml:space="preserve"> 또는 </w:t>
-            </w:r>
-            <w:r>
-              <w:rPr>
-                <w:rFonts w:ascii="D2Coding" w:hAnsi="D2Coding" w:eastAsia="D2Coding" w:cs="Consolas"/>
-                <w:b w:val="0"/>
-                <w:color w:val="1B4FD8"/>
-                <w:sz w:val="17"/>
-              </w:rPr>
-              <w:t>개략 경로</w:t>
+                <w:rFonts w:ascii="맑은 고딕" w:hAnsi="맑은 고딕" w:eastAsia="맑은 고딕"/>
+                <w:b w:val="0"/>
+                <w:sz w:val="18"/>
+              </w:rPr>
+              <w:t xml:space="preserve">자유 문구. 현재는 </w:t>
+            </w:r>
+            <w:r>
+              <w:rPr>
+                <w:rFonts w:ascii="D2Coding" w:hAnsi="D2Coding" w:eastAsia="D2Coding" w:cs="Consolas"/>
+                <w:b w:val="0"/>
+                <w:color w:val="1B4FD8"/>
+                <w:sz w:val="17"/>
+              </w:rPr>
+              <w:t>OpenStreetMap 보행로</w:t>
+            </w:r>
+            <w:r>
+              <w:rPr>
+                <w:rFonts w:ascii="맑은 고딕" w:hAnsi="맑은 고딕" w:eastAsia="맑은 고딕"/>
+                <w:b w:val="0"/>
+                <w:sz w:val="18"/>
+              </w:rPr>
+              <w:t xml:space="preserve"> 또는 빈 문자열. </w:t>
+            </w:r>
+            <w:r>
+              <w:rPr>
+                <w:rFonts w:ascii="맑은 고딕" w:hAnsi="맑은 고딕" w:eastAsia="맑은 고딕"/>
+                <w:b w:val="0"/>
+                <w:sz w:val="18"/>
+              </w:rPr>
+              <w:t>9.9</w:t>
+            </w:r>
+            <w:r>
+              <w:rPr>
+                <w:rFonts w:ascii="맑은 고딕" w:hAnsi="맑은 고딕" w:eastAsia="맑은 고딕"/>
+                <w:b w:val="0"/>
+                <w:sz w:val="18"/>
+              </w:rPr>
+              <w:t xml:space="preserve"> 참조</w:t>
             </w:r>
           </w:p>
         </w:tc>
@@ -8578,10 +8593,18 @@
             <w:r>
               <w:rPr>
                 <w:rFonts w:ascii="맑은 고딕" w:hAnsi="맑은 고딕" w:eastAsia="맑은 고딕"/>
-                <w:b w:val="0"/>
-                <w:sz w:val="18"/>
-              </w:rPr>
-              <w:t>들머리부터 1씩 증가</w:t>
+                <w:b/>
+                <w:sz w:val="18"/>
+              </w:rPr>
+              <w:t>들머리가 `0`</w:t>
+            </w:r>
+            <w:r>
+              <w:rPr>
+                <w:rFonts w:ascii="맑은 고딕" w:hAnsi="맑은 고딕" w:eastAsia="맑은 고딕"/>
+                <w:b w:val="0"/>
+                <w:sz w:val="18"/>
+              </w:rPr>
+              <w:t>, 이후 1씩 증가</w:t>
             </w:r>
           </w:p>
         </w:tc>
@@ -9649,17 +9672,115 @@
           </w:p>
         </w:tc>
       </w:tr>
+    </w:tbl>
+    <w:p/>
+    <w:p>
+      <w:pPr>
+        <w:ind w:left="283"/>
+        <w:shd w:val="clear" w:fill="F7F8FA"/>
+      </w:pPr>
+      <w:r>
+        <w:rPr>
+          <w:rFonts w:ascii="D2Coding" w:hAnsi="D2Coding" w:eastAsia="D2Coding" w:cs="Consolas"/>
+          <w:b w:val="0"/>
+          <w:i/>
+          <w:color w:val="1B4FD8"/>
+          <w:sz w:val="18"/>
+        </w:rPr>
+        <w:t>id</w:t>
+      </w:r>
+      <w:r>
+        <w:rPr>
+          <w:rFonts w:ascii="맑은 고딕" w:hAnsi="맑은 고딕" w:eastAsia="맑은 고딕"/>
+          <w:b w:val="0"/>
+          <w:i/>
+        </w:rPr>
+        <w:t xml:space="preserve">는 관례상 </w:t>
+      </w:r>
+      <w:r>
+        <w:rPr>
+          <w:rFonts w:ascii="D2Coding" w:hAnsi="D2Coding" w:eastAsia="D2Coding" w:cs="Consolas"/>
+          <w:b w:val="0"/>
+          <w:i/>
+          <w:color w:val="1B4FD8"/>
+          <w:sz w:val="18"/>
+        </w:rPr>
+        <w:t>{course_id}-{seq}</w:t>
+      </w:r>
+      <w:r>
+        <w:rPr>
+          <w:rFonts w:ascii="맑은 고딕" w:hAnsi="맑은 고딕" w:eastAsia="맑은 고딕"/>
+          <w:b w:val="0"/>
+          <w:i/>
+        </w:rPr>
+        <w:t xml:space="preserve"> 라서 들머리 행은 </w:t>
+      </w:r>
+      <w:r>
+        <w:rPr>
+          <w:rFonts w:ascii="D2Coding" w:hAnsi="D2Coding" w:eastAsia="D2Coding" w:cs="Consolas"/>
+          <w:b w:val="0"/>
+          <w:i/>
+          <w:color w:val="1B4FD8"/>
+          <w:sz w:val="18"/>
+        </w:rPr>
+        <w:t>...-0</w:t>
+      </w:r>
+      <w:r>
+        <w:rPr>
+          <w:rFonts w:ascii="맑은 고딕" w:hAnsi="맑은 고딕" w:eastAsia="맑은 고딕"/>
+          <w:b w:val="0"/>
+          <w:i/>
+        </w:rPr>
+        <w:t xml:space="preserve"> 으로 끝난다.</w:t>
+      </w:r>
+    </w:p>
+    <w:p>
+      <w:pPr>
+        <w:ind w:left="283"/>
+        <w:shd w:val="clear" w:fill="F7F8FA"/>
+      </w:pPr>
+      <w:r>
+        <w:rPr>
+          <w:rFonts w:ascii="맑은 고딕" w:hAnsi="맑은 고딕" w:eastAsia="맑은 고딕"/>
+          <w:b w:val="0"/>
+          <w:i/>
+        </w:rPr>
+        <w:t>현재 61개 코스에 구간 291개가 들어 있고, 번호가 끊긴 코스는 없다.</w:t>
+      </w:r>
+    </w:p>
+    <w:tbl>
+      <w:tblPr>
+        <w:tblStyle w:val="TableGrid"/>
+        <w:tblW w:type="auto" w:w="0"/>
+        <w:jc w:val="center"/>
+        <w:tblLayout w:type="autofit"/>
+        <w:tblLook w:firstColumn="1" w:firstRow="1" w:lastColumn="0" w:lastRow="0" w:noHBand="0" w:noVBand="1" w:val="04A0"/>
+      </w:tblPr>
+      <w:tblGrid>
+        <w:gridCol w:w="2493"/>
+        <w:gridCol w:w="2493"/>
+        <w:gridCol w:w="2493"/>
+        <w:gridCol w:w="2493"/>
+      </w:tblGrid>
       <w:tr>
         <w:tc>
           <w:tcPr>
             <w:tcW w:type="dxa" w:w="2493"/>
-          </w:tcPr>
-          <w:p>
-            <w:r/>
-            <w:r>
-              <w:rPr>
-                <w:rFonts w:ascii="맑은 고딕" w:hAnsi="맑은 고딕" w:eastAsia="맑은 고딕"/>
-                <w:b w:val="0"/>
+            <w:shd w:val="clear" w:fill="E8EEFC"/>
+          </w:tcPr>
+          <w:p>
+            <w:pPr>
+              <w:jc w:val="center"/>
+            </w:pPr>
+            <w:r>
+              <w:rPr>
+                <w:b/>
+              </w:rPr>
+            </w:r>
+            <w:r>
+              <w:rPr>
+                <w:rFonts w:ascii="맑은 고딕" w:hAnsi="맑은 고딕" w:eastAsia="맑은 고딕"/>
+                <w:b/>
                 <w:sz w:val="18"/>
               </w:rPr>
               <w:t>IDX</w:t>
@@ -9669,13 +9790,21 @@
         <w:tc>
           <w:tcPr>
             <w:tcW w:type="dxa" w:w="2493"/>
-          </w:tcPr>
-          <w:p>
-            <w:r/>
-            <w:r>
-              <w:rPr>
-                <w:rFonts w:ascii="D2Coding" w:hAnsi="D2Coding" w:eastAsia="D2Coding" w:cs="Consolas"/>
-                <w:b w:val="0"/>
+            <w:shd w:val="clear" w:fill="E8EEFC"/>
+          </w:tcPr>
+          <w:p>
+            <w:pPr>
+              <w:jc w:val="center"/>
+            </w:pPr>
+            <w:r>
+              <w:rPr>
+                <w:b/>
+              </w:rPr>
+            </w:r>
+            <w:r>
+              <w:rPr>
+                <w:rFonts w:ascii="D2Coding" w:hAnsi="D2Coding" w:eastAsia="D2Coding" w:cs="Consolas"/>
+                <w:b/>
                 <w:color w:val="1B4FD8"/>
                 <w:sz w:val="17"/>
               </w:rPr>
@@ -9686,13 +9815,21 @@
         <w:tc>
           <w:tcPr>
             <w:tcW w:type="dxa" w:w="2493"/>
-          </w:tcPr>
-          <w:p>
-            <w:r/>
-            <w:r>
-              <w:rPr>
-                <w:rFonts w:ascii="D2Coding" w:hAnsi="D2Coding" w:eastAsia="D2Coding" w:cs="Consolas"/>
-                <w:b w:val="0"/>
+            <w:shd w:val="clear" w:fill="E8EEFC"/>
+          </w:tcPr>
+          <w:p>
+            <w:pPr>
+              <w:jc w:val="center"/>
+            </w:pPr>
+            <w:r>
+              <w:rPr>
+                <w:b/>
+              </w:rPr>
+            </w:r>
+            <w:r>
+              <w:rPr>
+                <w:rFonts w:ascii="D2Coding" w:hAnsi="D2Coding" w:eastAsia="D2Coding" w:cs="Consolas"/>
+                <w:b/>
                 <w:color w:val="1B4FD8"/>
                 <w:sz w:val="17"/>
               </w:rPr>
@@ -9701,7 +9838,7 @@
             <w:r>
               <w:rPr>
                 <w:rFonts w:ascii="맑은 고딕" w:hAnsi="맑은 고딕" w:eastAsia="맑은 고딕"/>
-                <w:b w:val="0"/>
+                <w:b/>
                 <w:sz w:val="18"/>
               </w:rPr>
               <w:t xml:space="preserve">, </w:t>
@@ -9709,7 +9846,7 @@
             <w:r>
               <w:rPr>
                 <w:rFonts w:ascii="D2Coding" w:hAnsi="D2Coding" w:eastAsia="D2Coding" w:cs="Consolas"/>
-                <w:b w:val="0"/>
+                <w:b/>
                 <w:color w:val="1B4FD8"/>
                 <w:sz w:val="17"/>
               </w:rPr>
@@ -9720,13 +9857,21 @@
         <w:tc>
           <w:tcPr>
             <w:tcW w:type="dxa" w:w="2493"/>
-          </w:tcPr>
-          <w:p>
-            <w:r/>
-            <w:r>
-              <w:rPr>
-                <w:rFonts w:ascii="맑은 고딕" w:hAnsi="맑은 고딕" w:eastAsia="맑은 고딕"/>
-                <w:b w:val="0"/>
+            <w:shd w:val="clear" w:fill="E8EEFC"/>
+          </w:tcPr>
+          <w:p>
+            <w:pPr>
+              <w:jc w:val="center"/>
+            </w:pPr>
+            <w:r>
+              <w:rPr>
+                <w:b/>
+              </w:rPr>
+            </w:r>
+            <w:r>
+              <w:rPr>
+                <w:rFonts w:ascii="맑은 고딕" w:hAnsi="맑은 고딕" w:eastAsia="맑은 고딕"/>
+                <w:b/>
                 <w:sz w:val="18"/>
               </w:rPr>
               <w:t>순서대로 읽는 게 유일한 조회 패턴</w:t>
@@ -17046,33 +17191,58 @@
                 <w:b w:val="0"/>
                 <w:sz w:val="18"/>
               </w:rPr>
-              <w:t xml:space="preserve"> = </w:t>
-            </w:r>
-            <w:r>
-              <w:rPr>
-                <w:rFonts w:ascii="D2Coding" w:hAnsi="D2Coding" w:eastAsia="D2Coding" w:cs="Consolas"/>
-                <w:b w:val="0"/>
-                <w:color w:val="1B4FD8"/>
-                <w:sz w:val="17"/>
-              </w:rPr>
-              <w:t>OSM</w:t>
-            </w:r>
-            <w:r>
-              <w:rPr>
-                <w:rFonts w:ascii="맑은 고딕" w:hAnsi="맑은 고딕" w:eastAsia="맑은 고딕"/>
-                <w:b w:val="0"/>
-                <w:sz w:val="18"/>
-              </w:rPr>
-              <w:t xml:space="preserve"> 또는 </w:t>
-            </w:r>
-            <w:r>
-              <w:rPr>
-                <w:rFonts w:ascii="D2Coding" w:hAnsi="D2Coding" w:eastAsia="D2Coding" w:cs="Consolas"/>
-                <w:b w:val="0"/>
-                <w:color w:val="1B4FD8"/>
-                <w:sz w:val="17"/>
-              </w:rPr>
-              <w:t>개략 경로</w:t>
+              <w:t xml:space="preserve"> (현재 </w:t>
+            </w:r>
+            <w:r>
+              <w:rPr>
+                <w:rFonts w:ascii="D2Coding" w:hAnsi="D2Coding" w:eastAsia="D2Coding" w:cs="Consolas"/>
+                <w:b w:val="0"/>
+                <w:color w:val="1B4FD8"/>
+                <w:sz w:val="17"/>
+              </w:rPr>
+              <w:t>OpenStreetMap 보행로</w:t>
+            </w:r>
+            <w:r>
+              <w:rPr>
+                <w:rFonts w:ascii="맑은 고딕" w:hAnsi="맑은 고딕" w:eastAsia="맑은 고딕"/>
+                <w:b w:val="0"/>
+                <w:sz w:val="18"/>
+              </w:rPr>
+              <w:t xml:space="preserve"> 39건 / 빈 문자열 22건)</w:t>
+            </w:r>
+          </w:p>
+        </w:tc>
+      </w:tr>
+      <w:tr>
+        <w:tc>
+          <w:tcPr>
+            <w:tcW w:type="dxa" w:w="4986"/>
+          </w:tcPr>
+          <w:p>
+            <w:r/>
+            <w:r>
+              <w:rPr>
+                <w:rFonts w:ascii="맑은 고딕" w:hAnsi="맑은 고딕" w:eastAsia="맑은 고딕"/>
+                <w:b w:val="0"/>
+                <w:sz w:val="18"/>
+              </w:rPr>
+              <w:t>현황</w:t>
+            </w:r>
+          </w:p>
+        </w:tc>
+        <w:tc>
+          <w:tcPr>
+            <w:tcW w:type="dxa" w:w="4986"/>
+          </w:tcPr>
+          <w:p>
+            <w:r/>
+            <w:r>
+              <w:rPr>
+                <w:rFonts w:ascii="맑은 고딕" w:hAnsi="맑은 고딕" w:eastAsia="맑은 고딕"/>
+                <w:b w:val="0"/>
+                <w:sz w:val="18"/>
+              </w:rPr>
+              <w:t>61개 코스 중 39개가 실제 경로 보유</w:t>
             </w:r>
           </w:p>
         </w:tc>
@@ -25729,6 +25899,31 @@
         <w:t>)</w:t>
       </w:r>
     </w:p>
+    <w:p>
+      <w:r>
+        <w:rPr>
+          <w:rFonts w:ascii="맑은 고딕" w:hAnsi="맑은 고딕" w:eastAsia="맑은 고딕"/>
+          <w:b/>
+        </w:rPr>
+        <w:t>자유 문자열이다.</w:t>
+      </w:r>
+      <w:r>
+        <w:rPr>
+          <w:rFonts w:ascii="맑은 고딕" w:hAnsi="맑은 고딕" w:eastAsia="맑은 고딕"/>
+          <w:b w:val="0"/>
+        </w:rPr>
+        <w:t xml:space="preserve"> 고정 코드가 아니라 경로를 만든 방법을 사람이 읽을 문구로 적는다.</w:t>
+      </w:r>
+    </w:p>
+    <w:p>
+      <w:r>
+        <w:rPr>
+          <w:rFonts w:ascii="맑은 고딕" w:hAnsi="맑은 고딕" w:eastAsia="맑은 고딕"/>
+          <w:b w:val="0"/>
+        </w:rPr>
+        <w:t>현재 시드에 들어 있는 값:</w:t>
+      </w:r>
+    </w:p>
     <w:tbl>
       <w:tblPr>
         <w:tblStyle w:val="TableGrid"/>
@@ -25738,13 +25933,14 @@
         <w:tblLook w:firstColumn="1" w:firstRow="1" w:lastColumn="0" w:lastRow="0" w:noHBand="0" w:noVBand="1" w:val="04A0"/>
       </w:tblPr>
       <w:tblGrid>
-        <w:gridCol w:w="4986"/>
-        <w:gridCol w:w="4986"/>
+        <w:gridCol w:w="3324"/>
+        <w:gridCol w:w="3324"/>
+        <w:gridCol w:w="3324"/>
       </w:tblGrid>
       <w:tr>
         <w:tc>
           <w:tcPr>
-            <w:tcW w:type="dxa" w:w="4986"/>
+            <w:tcW w:type="dxa" w:w="3324"/>
             <w:shd w:val="clear" w:fill="E8EEFC"/>
           </w:tcPr>
           <w:p>
@@ -25768,7 +25964,7 @@
         </w:tc>
         <w:tc>
           <w:tcPr>
-            <w:tcW w:type="dxa" w:w="4986"/>
+            <w:tcW w:type="dxa" w:w="3324"/>
             <w:shd w:val="clear" w:fill="E8EEFC"/>
           </w:tcPr>
           <w:p>
@@ -25786,6 +25982,30 @@
                 <w:b/>
                 <w:sz w:val="18"/>
               </w:rPr>
+              <w:t>코스 수</w:t>
+            </w:r>
+          </w:p>
+        </w:tc>
+        <w:tc>
+          <w:tcPr>
+            <w:tcW w:type="dxa" w:w="3324"/>
+            <w:shd w:val="clear" w:fill="E8EEFC"/>
+          </w:tcPr>
+          <w:p>
+            <w:pPr>
+              <w:jc w:val="center"/>
+            </w:pPr>
+            <w:r>
+              <w:rPr>
+                <w:b/>
+              </w:rPr>
+            </w:r>
+            <w:r>
+              <w:rPr>
+                <w:rFonts w:ascii="맑은 고딕" w:hAnsi="맑은 고딕" w:eastAsia="맑은 고딕"/>
+                <w:b/>
+                <w:sz w:val="18"/>
+              </w:rPr>
               <w:t>의미</w:t>
             </w:r>
           </w:p>
@@ -25794,34 +26014,50 @@
       <w:tr>
         <w:tc>
           <w:tcPr>
-            <w:tcW w:type="dxa" w:w="4986"/>
-          </w:tcPr>
-          <w:p>
-            <w:r/>
-            <w:r>
-              <w:rPr>
-                <w:rFonts w:ascii="D2Coding" w:hAnsi="D2Coding" w:eastAsia="D2Coding" w:cs="Consolas"/>
-                <w:b w:val="0"/>
-                <w:color w:val="1B4FD8"/>
-                <w:sz w:val="17"/>
-              </w:rPr>
-              <w:t>OSM</w:t>
-            </w:r>
-          </w:p>
-        </w:tc>
-        <w:tc>
-          <w:tcPr>
-            <w:tcW w:type="dxa" w:w="4986"/>
-          </w:tcPr>
-          <w:p>
-            <w:r/>
-            <w:r>
-              <w:rPr>
-                <w:rFonts w:ascii="맑은 고딕" w:hAnsi="맑은 고딕" w:eastAsia="맑은 고딕"/>
-                <w:b w:val="0"/>
-                <w:sz w:val="18"/>
-              </w:rPr>
-              <w:t>OpenStreetMap 등산로를 따라간 실제 경로</w:t>
+            <w:tcW w:type="dxa" w:w="3324"/>
+          </w:tcPr>
+          <w:p>
+            <w:r/>
+            <w:r>
+              <w:rPr>
+                <w:rFonts w:ascii="D2Coding" w:hAnsi="D2Coding" w:eastAsia="D2Coding" w:cs="Consolas"/>
+                <w:b w:val="0"/>
+                <w:color w:val="1B4FD8"/>
+                <w:sz w:val="17"/>
+              </w:rPr>
+              <w:t>OpenStreetMap 보행로</w:t>
+            </w:r>
+          </w:p>
+        </w:tc>
+        <w:tc>
+          <w:tcPr>
+            <w:tcW w:type="dxa" w:w="3324"/>
+          </w:tcPr>
+          <w:p>
+            <w:r/>
+            <w:r>
+              <w:rPr>
+                <w:rFonts w:ascii="맑은 고딕" w:hAnsi="맑은 고딕" w:eastAsia="맑은 고딕"/>
+                <w:b w:val="0"/>
+                <w:sz w:val="18"/>
+              </w:rPr>
+              <w:t>39</w:t>
+            </w:r>
+          </w:p>
+        </w:tc>
+        <w:tc>
+          <w:tcPr>
+            <w:tcW w:type="dxa" w:w="3324"/>
+          </w:tcPr>
+          <w:p>
+            <w:r/>
+            <w:r>
+              <w:rPr>
+                <w:rFonts w:ascii="맑은 고딕" w:hAnsi="맑은 고딕" w:eastAsia="맑은 고딕"/>
+                <w:b w:val="0"/>
+                <w:sz w:val="18"/>
+              </w:rPr>
+              <w:t>OSM 등산로를 따라 라우팅한 실제 경로</w:t>
             </w:r>
           </w:p>
         </w:tc>
@@ -25829,34 +26065,215 @@
       <w:tr>
         <w:tc>
           <w:tcPr>
-            <w:tcW w:type="dxa" w:w="4986"/>
-          </w:tcPr>
-          <w:p>
-            <w:r/>
-            <w:r>
-              <w:rPr>
-                <w:rFonts w:ascii="D2Coding" w:hAnsi="D2Coding" w:eastAsia="D2Coding" w:cs="Consolas"/>
-                <w:b w:val="0"/>
-                <w:color w:val="1B4FD8"/>
-                <w:sz w:val="17"/>
-              </w:rPr>
-              <w:t>개략 경로</w:t>
-            </w:r>
-          </w:p>
-        </w:tc>
-        <w:tc>
-          <w:tcPr>
-            <w:tcW w:type="dxa" w:w="4986"/>
-          </w:tcPr>
-          <w:p>
-            <w:r/>
-            <w:r>
-              <w:rPr>
-                <w:rFonts w:ascii="맑은 고딕" w:hAnsi="맑은 고딕" w:eastAsia="맑은 고딕"/>
-                <w:b w:val="0"/>
-                <w:sz w:val="18"/>
-              </w:rPr>
-              <w:t>구간 지점을 직선으로 이은 근사값. UI에 그대로 표기한다</w:t>
+            <w:tcW w:type="dxa" w:w="3324"/>
+          </w:tcPr>
+          <w:p>
+            <w:r/>
+            <w:r>
+              <w:rPr>
+                <w:rFonts w:ascii="D2Coding" w:hAnsi="D2Coding" w:eastAsia="D2Coding" w:cs="Consolas"/>
+                <w:b w:val="0"/>
+                <w:color w:val="1B4FD8"/>
+                <w:sz w:val="17"/>
+              </w:rPr>
+              <w:t>''</w:t>
+            </w:r>
+            <w:r>
+              <w:rPr>
+                <w:rFonts w:ascii="맑은 고딕" w:hAnsi="맑은 고딕" w:eastAsia="맑은 고딕"/>
+                <w:b w:val="0"/>
+                <w:sz w:val="18"/>
+              </w:rPr>
+              <w:t xml:space="preserve"> (빈 문자열)</w:t>
+            </w:r>
+          </w:p>
+        </w:tc>
+        <w:tc>
+          <w:tcPr>
+            <w:tcW w:type="dxa" w:w="3324"/>
+          </w:tcPr>
+          <w:p>
+            <w:r/>
+            <w:r>
+              <w:rPr>
+                <w:rFonts w:ascii="맑은 고딕" w:hAnsi="맑은 고딕" w:eastAsia="맑은 고딕"/>
+                <w:b w:val="0"/>
+                <w:sz w:val="18"/>
+              </w:rPr>
+              <w:t>22</w:t>
+            </w:r>
+          </w:p>
+        </w:tc>
+        <w:tc>
+          <w:tcPr>
+            <w:tcW w:type="dxa" w:w="3324"/>
+          </w:tcPr>
+          <w:p>
+            <w:r/>
+            <w:r>
+              <w:rPr>
+                <w:rFonts w:ascii="맑은 고딕" w:hAnsi="맑은 고딕" w:eastAsia="맑은 고딕"/>
+                <w:b w:val="0"/>
+                <w:sz w:val="18"/>
+              </w:rPr>
+              <w:t>경로 없음</w:t>
+            </w:r>
+          </w:p>
+        </w:tc>
+      </w:tr>
+    </w:tbl>
+    <w:p/>
+    <w:p>
+      <w:r>
+        <w:rPr>
+          <w:rFonts w:ascii="맑은 고딕" w:hAnsi="맑은 고딕" w:eastAsia="맑은 고딕"/>
+          <w:b/>
+        </w:rPr>
+        <w:t>`개략 경로`는 저장된 값이 아니다.</w:t>
+      </w:r>
+      <w:r>
+        <w:rPr>
+          <w:rFonts w:ascii="맑은 고딕" w:hAnsi="맑은 고딕" w:eastAsia="맑은 고딕"/>
+          <w:b w:val="0"/>
+        </w:rPr>
+        <w:t xml:space="preserve"> </w:t>
+      </w:r>
+      <w:r>
+        <w:rPr>
+          <w:rFonts w:ascii="D2Coding" w:hAnsi="D2Coding" w:eastAsia="D2Coding" w:cs="Consolas"/>
+          <w:b w:val="0"/>
+          <w:color w:val="1B4FD8"/>
+          <w:sz w:val="18"/>
+        </w:rPr>
+        <w:t>track</w:t>
+      </w:r>
+      <w:r>
+        <w:rPr>
+          <w:rFonts w:ascii="맑은 고딕" w:hAnsi="맑은 고딕" w:eastAsia="맑은 고딕"/>
+          <w:b w:val="0"/>
+        </w:rPr>
+        <w:t>이 비어 있을 때</w:t>
+      </w:r>
+    </w:p>
+    <w:p>
+      <w:r>
+        <w:rPr>
+          <w:rFonts w:ascii="D2Coding" w:hAnsi="D2Coding" w:eastAsia="D2Coding" w:cs="Consolas"/>
+          <w:b w:val="0"/>
+          <w:color w:val="1B4FD8"/>
+          <w:sz w:val="18"/>
+        </w:rPr>
+        <w:t>src/domain/rules/coursePath.js</w:t>
+      </w:r>
+      <w:r>
+        <w:rPr>
+          <w:rFonts w:ascii="맑은 고딕" w:hAnsi="맑은 고딕" w:eastAsia="맑은 고딕"/>
+          <w:b w:val="0"/>
+        </w:rPr>
+        <w:t xml:space="preserve">의 </w:t>
+      </w:r>
+      <w:r>
+        <w:rPr>
+          <w:rFonts w:ascii="D2Coding" w:hAnsi="D2Coding" w:eastAsia="D2Coding" w:cs="Consolas"/>
+          <w:b w:val="0"/>
+          <w:color w:val="1B4FD8"/>
+          <w:sz w:val="18"/>
+        </w:rPr>
+        <w:t>pathProvenance()</w:t>
+      </w:r>
+      <w:r>
+        <w:rPr>
+          <w:rFonts w:ascii="맑은 고딕" w:hAnsi="맑은 고딕" w:eastAsia="맑은 고딕"/>
+          <w:b w:val="0"/>
+        </w:rPr>
+        <w:t>가 화면에 붙이는 라벨이다.</w:t>
+      </w:r>
+    </w:p>
+    <w:tbl>
+      <w:tblPr>
+        <w:tblStyle w:val="TableGrid"/>
+        <w:tblW w:type="auto" w:w="0"/>
+        <w:jc w:val="center"/>
+        <w:tblLayout w:type="autofit"/>
+        <w:tblLook w:firstColumn="1" w:firstRow="1" w:lastColumn="0" w:lastRow="0" w:noHBand="0" w:noVBand="1" w:val="04A0"/>
+      </w:tblPr>
+      <w:tblGrid>
+        <w:gridCol w:w="3324"/>
+        <w:gridCol w:w="3324"/>
+        <w:gridCol w:w="3324"/>
+      </w:tblGrid>
+      <w:tr>
+        <w:tc>
+          <w:tcPr>
+            <w:tcW w:type="dxa" w:w="3324"/>
+            <w:shd w:val="clear" w:fill="E8EEFC"/>
+          </w:tcPr>
+          <w:p>
+            <w:pPr>
+              <w:jc w:val="center"/>
+            </w:pPr>
+            <w:r>
+              <w:rPr>
+                <w:b/>
+              </w:rPr>
+            </w:r>
+            <w:r>
+              <w:rPr>
+                <w:rFonts w:ascii="D2Coding" w:hAnsi="D2Coding" w:eastAsia="D2Coding" w:cs="Consolas"/>
+                <w:b/>
+                <w:color w:val="1B4FD8"/>
+                <w:sz w:val="17"/>
+              </w:rPr>
+              <w:t>track</w:t>
+            </w:r>
+          </w:p>
+        </w:tc>
+        <w:tc>
+          <w:tcPr>
+            <w:tcW w:type="dxa" w:w="3324"/>
+            <w:shd w:val="clear" w:fill="E8EEFC"/>
+          </w:tcPr>
+          <w:p>
+            <w:pPr>
+              <w:jc w:val="center"/>
+            </w:pPr>
+            <w:r>
+              <w:rPr>
+                <w:b/>
+              </w:rPr>
+            </w:r>
+            <w:r>
+              <w:rPr>
+                <w:rFonts w:ascii="D2Coding" w:hAnsi="D2Coding" w:eastAsia="D2Coding" w:cs="Consolas"/>
+                <w:b/>
+                <w:color w:val="1B4FD8"/>
+                <w:sz w:val="17"/>
+              </w:rPr>
+              <w:t>track_source</w:t>
+            </w:r>
+          </w:p>
+        </w:tc>
+        <w:tc>
+          <w:tcPr>
+            <w:tcW w:type="dxa" w:w="3324"/>
+            <w:shd w:val="clear" w:fill="E8EEFC"/>
+          </w:tcPr>
+          <w:p>
+            <w:pPr>
+              <w:jc w:val="center"/>
+            </w:pPr>
+            <w:r>
+              <w:rPr>
+                <w:b/>
+              </w:rPr>
+            </w:r>
+            <w:r>
+              <w:rPr>
+                <w:rFonts w:ascii="맑은 고딕" w:hAnsi="맑은 고딕" w:eastAsia="맑은 고딕"/>
+                <w:b/>
+                <w:sz w:val="18"/>
+              </w:rPr>
+              <w:t>화면 표기</w:t>
             </w:r>
           </w:p>
         </w:tc>
@@ -25864,34 +26281,176 @@
       <w:tr>
         <w:tc>
           <w:tcPr>
-            <w:tcW w:type="dxa" w:w="4986"/>
-          </w:tcPr>
-          <w:p>
-            <w:r/>
-            <w:r>
-              <w:rPr>
-                <w:rFonts w:ascii="D2Coding" w:hAnsi="D2Coding" w:eastAsia="D2Coding" w:cs="Consolas"/>
-                <w:b w:val="0"/>
-                <w:color w:val="1B4FD8"/>
-                <w:sz w:val="17"/>
-              </w:rPr>
-              <w:t>''</w:t>
-            </w:r>
-          </w:p>
-        </w:tc>
-        <w:tc>
-          <w:tcPr>
-            <w:tcW w:type="dxa" w:w="4986"/>
-          </w:tcPr>
-          <w:p>
-            <w:r/>
-            <w:r>
-              <w:rPr>
-                <w:rFonts w:ascii="맑은 고딕" w:hAnsi="맑은 고딕" w:eastAsia="맑은 고딕"/>
-                <w:b w:val="0"/>
-                <w:sz w:val="18"/>
-              </w:rPr>
-              <w:t>경로 없음</w:t>
+            <w:tcW w:type="dxa" w:w="3324"/>
+          </w:tcPr>
+          <w:p>
+            <w:r/>
+            <w:r>
+              <w:rPr>
+                <w:rFonts w:ascii="맑은 고딕" w:hAnsi="맑은 고딕" w:eastAsia="맑은 고딕"/>
+                <w:b w:val="0"/>
+                <w:sz w:val="18"/>
+              </w:rPr>
+              <w:t>있음</w:t>
+            </w:r>
+          </w:p>
+        </w:tc>
+        <w:tc>
+          <w:tcPr>
+            <w:tcW w:type="dxa" w:w="3324"/>
+          </w:tcPr>
+          <w:p>
+            <w:r/>
+            <w:r>
+              <w:rPr>
+                <w:rFonts w:ascii="맑은 고딕" w:hAnsi="맑은 고딕" w:eastAsia="맑은 고딕"/>
+                <w:b w:val="0"/>
+                <w:sz w:val="18"/>
+              </w:rPr>
+              <w:t>값 있음</w:t>
+            </w:r>
+          </w:p>
+        </w:tc>
+        <w:tc>
+          <w:tcPr>
+            <w:tcW w:type="dxa" w:w="3324"/>
+          </w:tcPr>
+          <w:p>
+            <w:r/>
+            <w:r>
+              <w:rPr>
+                <w:rFonts w:ascii="맑은 고딕" w:hAnsi="맑은 고딕" w:eastAsia="맑은 고딕"/>
+                <w:b w:val="0"/>
+                <w:sz w:val="18"/>
+              </w:rPr>
+              <w:t>그 값 그대로 (</w:t>
+            </w:r>
+            <w:r>
+              <w:rPr>
+                <w:rFonts w:ascii="D2Coding" w:hAnsi="D2Coding" w:eastAsia="D2Coding" w:cs="Consolas"/>
+                <w:b w:val="0"/>
+                <w:color w:val="1B4FD8"/>
+                <w:sz w:val="17"/>
+              </w:rPr>
+              <w:t>OpenStreetMap 보행로</w:t>
+            </w:r>
+            <w:r>
+              <w:rPr>
+                <w:rFonts w:ascii="맑은 고딕" w:hAnsi="맑은 고딕" w:eastAsia="맑은 고딕"/>
+                <w:b w:val="0"/>
+                <w:sz w:val="18"/>
+              </w:rPr>
+              <w:t>)</w:t>
+            </w:r>
+          </w:p>
+        </w:tc>
+      </w:tr>
+      <w:tr>
+        <w:tc>
+          <w:tcPr>
+            <w:tcW w:type="dxa" w:w="3324"/>
+          </w:tcPr>
+          <w:p>
+            <w:r/>
+            <w:r>
+              <w:rPr>
+                <w:rFonts w:ascii="맑은 고딕" w:hAnsi="맑은 고딕" w:eastAsia="맑은 고딕"/>
+                <w:b w:val="0"/>
+                <w:sz w:val="18"/>
+              </w:rPr>
+              <w:t>있음</w:t>
+            </w:r>
+          </w:p>
+        </w:tc>
+        <w:tc>
+          <w:tcPr>
+            <w:tcW w:type="dxa" w:w="3324"/>
+          </w:tcPr>
+          <w:p>
+            <w:r/>
+            <w:r>
+              <w:rPr>
+                <w:rFonts w:ascii="맑은 고딕" w:hAnsi="맑은 고딕" w:eastAsia="맑은 고딕"/>
+                <w:b w:val="0"/>
+                <w:sz w:val="18"/>
+              </w:rPr>
+              <w:t>빈 문자열</w:t>
+            </w:r>
+          </w:p>
+        </w:tc>
+        <w:tc>
+          <w:tcPr>
+            <w:tcW w:type="dxa" w:w="3324"/>
+          </w:tcPr>
+          <w:p>
+            <w:r/>
+            <w:r>
+              <w:rPr>
+                <w:rFonts w:ascii="D2Coding" w:hAnsi="D2Coding" w:eastAsia="D2Coding" w:cs="Consolas"/>
+                <w:b w:val="0"/>
+                <w:color w:val="1B4FD8"/>
+                <w:sz w:val="17"/>
+              </w:rPr>
+              <w:t>실제 등산로</w:t>
+            </w:r>
+          </w:p>
+        </w:tc>
+      </w:tr>
+      <w:tr>
+        <w:tc>
+          <w:tcPr>
+            <w:tcW w:type="dxa" w:w="3324"/>
+          </w:tcPr>
+          <w:p>
+            <w:r/>
+            <w:r>
+              <w:rPr>
+                <w:rFonts w:ascii="맑은 고딕" w:hAnsi="맑은 고딕" w:eastAsia="맑은 고딕"/>
+                <w:b w:val="0"/>
+                <w:sz w:val="18"/>
+              </w:rPr>
+              <w:t>없음</w:t>
+            </w:r>
+          </w:p>
+        </w:tc>
+        <w:tc>
+          <w:tcPr>
+            <w:tcW w:type="dxa" w:w="3324"/>
+          </w:tcPr>
+          <w:p>
+            <w:r/>
+            <w:r>
+              <w:rPr>
+                <w:rFonts w:ascii="맑은 고딕" w:hAnsi="맑은 고딕" w:eastAsia="맑은 고딕"/>
+                <w:b w:val="0"/>
+                <w:sz w:val="18"/>
+              </w:rPr>
+              <w:t>(무관)</w:t>
+            </w:r>
+          </w:p>
+        </w:tc>
+        <w:tc>
+          <w:tcPr>
+            <w:tcW w:type="dxa" w:w="3324"/>
+          </w:tcPr>
+          <w:p>
+            <w:r/>
+            <w:r>
+              <w:rPr>
+                <w:rFonts w:ascii="D2Coding" w:hAnsi="D2Coding" w:eastAsia="D2Coding" w:cs="Consolas"/>
+                <w:b w:val="0"/>
+                <w:color w:val="1B4FD8"/>
+                <w:sz w:val="17"/>
+              </w:rPr>
+              <w:t>개략 경로</w:t>
+            </w:r>
+            <w:r>
+              <w:rPr>
+                <w:rFonts w:ascii="맑은 고딕" w:hAnsi="맑은 고딕" w:eastAsia="맑은 고딕"/>
+                <w:b w:val="0"/>
+                <w:sz w:val="18"/>
+              </w:rPr>
+              <w:t xml:space="preserve"> — 구간 지점을 직선으로 이어 그린다</w:t>
             </w:r>
           </w:p>
         </w:tc>
@@ -29910,24 +30469,41 @@
                 <w:b w:val="0"/>
                 <w:sz w:val="18"/>
               </w:rPr>
-              <w:t xml:space="preserve">나머지는 </w:t>
-            </w:r>
-            <w:r>
-              <w:rPr>
-                <w:rFonts w:ascii="D2Coding" w:hAnsi="D2Coding" w:eastAsia="D2Coding" w:cs="Consolas"/>
-                <w:b w:val="0"/>
-                <w:color w:val="1B4FD8"/>
-                <w:sz w:val="17"/>
-              </w:rPr>
-              <w:t>track_source='개략 경로'</w:t>
-            </w:r>
-            <w:r>
-              <w:rPr>
-                <w:rFonts w:ascii="맑은 고딕" w:hAnsi="맑은 고딕" w:eastAsia="맑은 고딕"/>
-                <w:b w:val="0"/>
-                <w:sz w:val="18"/>
-              </w:rPr>
-              <w:t>로 표기 중</w:t>
+              <w:t xml:space="preserve">나머지 22개는 </w:t>
+            </w:r>
+            <w:r>
+              <w:rPr>
+                <w:rFonts w:ascii="D2Coding" w:hAnsi="D2Coding" w:eastAsia="D2Coding" w:cs="Consolas"/>
+                <w:b w:val="0"/>
+                <w:color w:val="1B4FD8"/>
+                <w:sz w:val="17"/>
+              </w:rPr>
+              <w:t>track</w:t>
+            </w:r>
+            <w:r>
+              <w:rPr>
+                <w:rFonts w:ascii="맑은 고딕" w:hAnsi="맑은 고딕" w:eastAsia="맑은 고딕"/>
+                <w:b w:val="0"/>
+                <w:sz w:val="18"/>
+              </w:rPr>
+              <w:t xml:space="preserve">이 비어 화면에 </w:t>
+            </w:r>
+            <w:r>
+              <w:rPr>
+                <w:rFonts w:ascii="D2Coding" w:hAnsi="D2Coding" w:eastAsia="D2Coding" w:cs="Consolas"/>
+                <w:b w:val="0"/>
+                <w:color w:val="1B4FD8"/>
+                <w:sz w:val="17"/>
+              </w:rPr>
+              <w:t>개략 경로</w:t>
+            </w:r>
+            <w:r>
+              <w:rPr>
+                <w:rFonts w:ascii="맑은 고딕" w:hAnsi="맑은 고딕" w:eastAsia="맑은 고딕"/>
+                <w:b w:val="0"/>
+                <w:sz w:val="18"/>
+              </w:rPr>
+              <w:t>로 표기된다</w:t>
             </w:r>
           </w:p>
         </w:tc>
